--- a/Working with CSV + JSON.docx
+++ b/Working with CSV + JSON.docx
@@ -9,6 +9,13 @@
           <w:bCs/>
         </w:rPr>
       </w:pPr>
+      <w:r>
+        <w:rPr>
+          <w:b/>
+          <w:bCs/>
+        </w:rPr>
+        <w:t xml:space="preserve">  </w:t>
+      </w:r>
       <w:r>
         <w:rPr>
           <w:b/>
@@ -355,7 +362,7 @@
     <w:p>
       <w:r>
         <w:pict w14:anchorId="29C7EE28">
-          <v:rect id="_x0000_i1091" style="width:0;height:1.5pt" o:hralign="center" o:hrstd="t" o:hr="t" fillcolor="#a0a0a0" stroked="f"/>
+          <v:rect id="_x0000_i1025" style="width:0;height:1.5pt" o:hralign="center" o:hrstd="t" o:hr="t" fillcolor="#a0a0a0" stroked="f"/>
         </w:pict>
       </w:r>
     </w:p>
@@ -535,7 +542,7 @@
     <w:p>
       <w:r>
         <w:pict w14:anchorId="76083A49">
-          <v:rect id="_x0000_i1092" style="width:0;height:1.5pt" o:hralign="center" o:hrstd="t" o:hr="t" fillcolor="#a0a0a0" stroked="f"/>
+          <v:rect id="_x0000_i1026" style="width:0;height:1.5pt" o:hralign="center" o:hrstd="t" o:hr="t" fillcolor="#a0a0a0" stroked="f"/>
         </w:pict>
       </w:r>
     </w:p>
@@ -639,7 +646,7 @@
     <w:p>
       <w:r>
         <w:pict w14:anchorId="34B106D8">
-          <v:rect id="_x0000_i1093" style="width:0;height:1.5pt" o:hralign="center" o:hrstd="t" o:hr="t" fillcolor="#a0a0a0" stroked="f"/>
+          <v:rect id="_x0000_i1027" style="width:0;height:1.5pt" o:hralign="center" o:hrstd="t" o:hr="t" fillcolor="#a0a0a0" stroked="f"/>
         </w:pict>
       </w:r>
     </w:p>
@@ -763,7 +770,7 @@
     <w:p>
       <w:r>
         <w:pict w14:anchorId="06605DEB">
-          <v:rect id="_x0000_i1094" style="width:0;height:1.5pt" o:hralign="center" o:hrstd="t" o:hr="t" fillcolor="#a0a0a0" stroked="f"/>
+          <v:rect id="_x0000_i1028" style="width:0;height:1.5pt" o:hralign="center" o:hrstd="t" o:hr="t" fillcolor="#a0a0a0" stroked="f"/>
         </w:pict>
       </w:r>
     </w:p>
@@ -907,7 +914,7 @@
     <w:p>
       <w:r>
         <w:pict w14:anchorId="39FFC4DB">
-          <v:rect id="_x0000_i1095" style="width:0;height:1.5pt" o:hralign="center" o:hrstd="t" o:hr="t" fillcolor="#a0a0a0" stroked="f"/>
+          <v:rect id="_x0000_i1029" style="width:0;height:1.5pt" o:hralign="center" o:hrstd="t" o:hr="t" fillcolor="#a0a0a0" stroked="f"/>
         </w:pict>
       </w:r>
     </w:p>
@@ -1065,7 +1072,7 @@
     <w:p>
       <w:r>
         <w:pict w14:anchorId="242FE026">
-          <v:rect id="_x0000_i1096" style="width:0;height:1.5pt" o:hralign="center" o:hrstd="t" o:hr="t" fillcolor="#a0a0a0" stroked="f"/>
+          <v:rect id="_x0000_i1030" style="width:0;height:1.5pt" o:hralign="center" o:hrstd="t" o:hr="t" fillcolor="#a0a0a0" stroked="f"/>
         </w:pict>
       </w:r>
     </w:p>
@@ -1259,7 +1266,7 @@
     <w:p>
       <w:r>
         <w:pict w14:anchorId="5BB6DC6F">
-          <v:rect id="_x0000_i1097" style="width:0;height:1.5pt" o:hralign="center" o:hrstd="t" o:hr="t" fillcolor="#a0a0a0" stroked="f"/>
+          <v:rect id="_x0000_i1031" style="width:0;height:1.5pt" o:hralign="center" o:hrstd="t" o:hr="t" fillcolor="#a0a0a0" stroked="f"/>
         </w:pict>
       </w:r>
     </w:p>
@@ -1428,7 +1435,7 @@
     <w:p>
       <w:r>
         <w:pict w14:anchorId="113364DF">
-          <v:rect id="_x0000_i1098" style="width:0;height:1.5pt" o:hralign="center" o:hrstd="t" o:hr="t" fillcolor="#a0a0a0" stroked="f"/>
+          <v:rect id="_x0000_i1032" style="width:0;height:1.5pt" o:hralign="center" o:hrstd="t" o:hr="t" fillcolor="#a0a0a0" stroked="f"/>
         </w:pict>
       </w:r>
     </w:p>
@@ -1626,7 +1633,7 @@
     <w:p>
       <w:r>
         <w:pict w14:anchorId="7BB16A9E">
-          <v:rect id="_x0000_i1099" style="width:0;height:1.5pt" o:hralign="center" o:hrstd="t" o:hr="t" fillcolor="#a0a0a0" stroked="f"/>
+          <v:rect id="_x0000_i1033" style="width:0;height:1.5pt" o:hralign="center" o:hrstd="t" o:hr="t" fillcolor="#a0a0a0" stroked="f"/>
         </w:pict>
       </w:r>
     </w:p>
@@ -1931,7 +1938,7 @@
     <w:p>
       <w:r>
         <w:pict w14:anchorId="605424A9">
-          <v:rect id="_x0000_i1100" style="width:0;height:1.5pt" o:hralign="center" o:hrstd="t" o:hr="t" fillcolor="#a0a0a0" stroked="f"/>
+          <v:rect id="_x0000_i1034" style="width:0;height:1.5pt" o:hralign="center" o:hrstd="t" o:hr="t" fillcolor="#a0a0a0" stroked="f"/>
         </w:pict>
       </w:r>
     </w:p>
@@ -2063,7 +2070,7 @@
     <w:p>
       <w:r>
         <w:pict w14:anchorId="170F4B94">
-          <v:rect id="_x0000_i1101" style="width:0;height:1.5pt" o:hralign="center" o:hrstd="t" o:hr="t" fillcolor="#a0a0a0" stroked="f"/>
+          <v:rect id="_x0000_i1035" style="width:0;height:1.5pt" o:hralign="center" o:hrstd="t" o:hr="t" fillcolor="#a0a0a0" stroked="f"/>
         </w:pict>
       </w:r>
     </w:p>
@@ -2963,6 +2970,7 @@
   <w:style w:type="character" w:default="1" w:styleId="DefaultParagraphFont">
     <w:name w:val="Default Paragraph Font"/>
     <w:uiPriority w:val="1"/>
+    <w:semiHidden/>
     <w:unhideWhenUsed/>
   </w:style>
   <w:style w:type="table" w:default="1" w:styleId="TableNormal">
